--- a/resources/agentic-commshub-platform.docx
+++ b/resources/agentic-commshub-platform.docx
@@ -41,140 +41,51 @@
         <w:t>A focused three-month initiative to make communications creation meaningfully self-service.</w:t>
       </w:r>
     </w:p>
-    <w:tbl>
-      <w:tblPr>
-        <w:tblW w:w="0" w:type="auto"/>
-        <w:jc w:val="center"/>
-        <w:tblBorders>
-          <w:top w:val="single" w:sz="6" w:space="0" w:color="D8DDE6"/>
-          <w:left w:val="single" w:sz="6" w:space="0" w:color="D8DDE6"/>
-          <w:bottom w:val="single" w:sz="6" w:space="0" w:color="D8DDE6"/>
-          <w:right w:val="single" w:sz="6" w:space="0" w:color="D8DDE6"/>
-          <w:insideH w:val="single" w:sz="6" w:space="0" w:color="D8DDE6"/>
-          <w:insideV w:val="single" w:sz="6" w:space="0" w:color="D8DDE6"/>
-        </w:tblBorders>
-        <w:tblLayout w:type="fixed"/>
-        <w:tblLook w:val="04A0" w:firstRow="1" w:lastRow="0" w:firstColumn="1" w:lastColumn="0" w:noHBand="0" w:noVBand="1"/>
-      </w:tblPr>
-      <w:tblGrid>
-        <w:gridCol w:w="3427"/>
-        <w:gridCol w:w="3427"/>
-        <w:gridCol w:w="3427"/>
-      </w:tblGrid>
-      <w:tr>
-        <w:trPr>
-          <w:jc w:val="center"/>
-        </w:trPr>
-        <w:tc>
-          <w:tcPr>
-            <w:tcW w:w="3427" w:type="dxa"/>
-            <w:shd w:val="clear" w:color="auto" w:fill="F4F7FC"/>
-            <w:tcMar>
-              <w:top w:w="145" w:type="dxa"/>
-              <w:left w:w="150" w:type="dxa"/>
-              <w:bottom w:w="145" w:type="dxa"/>
-              <w:right w:w="150" w:type="dxa"/>
-            </w:tcMar>
-          </w:tcPr>
-          <w:p>
-            <w:pPr>
-              <w:spacing w:after="80"/>
-            </w:pPr>
-            <w:r>
-              <w:rPr>
-                <w:b/>
-                <w:color w:val="002991"/>
-                <w:sz w:val="36"/>
-              </w:rPr>
-              <w:t>0</w:t>
-            </w:r>
-          </w:p>
-          <w:p>
-            <w:pPr>
-              <w:spacing w:after="0"/>
-            </w:pPr>
-            <w:r>
-              <w:rPr>
-                <w:sz w:val="17"/>
-              </w:rPr>
-              <w:t>teams observed completing the process independently</w:t>
-            </w:r>
-          </w:p>
-        </w:tc>
-        <w:tc>
-          <w:tcPr>
-            <w:tcW w:w="3427" w:type="dxa"/>
-            <w:shd w:val="clear" w:color="auto" w:fill="F4F7FC"/>
-            <w:tcMar>
-              <w:top w:w="145" w:type="dxa"/>
-              <w:left w:w="150" w:type="dxa"/>
-              <w:bottom w:w="145" w:type="dxa"/>
-              <w:right w:w="150" w:type="dxa"/>
-            </w:tcMar>
-          </w:tcPr>
-          <w:p>
-            <w:pPr>
-              <w:spacing w:after="80"/>
-            </w:pPr>
-            <w:r>
-              <w:rPr>
-                <w:b/>
-                <w:color w:val="002991"/>
-                <w:sz w:val="36"/>
-              </w:rPr>
-              <w:t>3 months</w:t>
-            </w:r>
-          </w:p>
-          <w:p>
-            <w:pPr>
-              <w:spacing w:after="0"/>
-            </w:pPr>
-            <w:r>
-              <w:rPr>
-                <w:sz w:val="17"/>
-              </w:rPr>
-              <w:t>to deliver and prove the initial capability</w:t>
-            </w:r>
-          </w:p>
-        </w:tc>
-        <w:tc>
-          <w:tcPr>
-            <w:tcW w:w="3427" w:type="dxa"/>
-            <w:shd w:val="clear" w:color="auto" w:fill="F4F7FC"/>
-            <w:tcMar>
-              <w:top w:w="145" w:type="dxa"/>
-              <w:left w:w="150" w:type="dxa"/>
-              <w:bottom w:w="145" w:type="dxa"/>
-              <w:right w:w="150" w:type="dxa"/>
-            </w:tcMar>
-          </w:tcPr>
-          <w:p>
-            <w:pPr>
-              <w:spacing w:after="80"/>
-            </w:pPr>
-            <w:r>
-              <w:rPr>
-                <w:b/>
-                <w:color w:val="002991"/>
-                <w:sz w:val="36"/>
-              </w:rPr>
-              <w:t>1 engineer</w:t>
-            </w:r>
-          </w:p>
-          <w:p>
-            <w:pPr>
-              <w:spacing w:after="0"/>
-            </w:pPr>
-            <w:r>
-              <w:rPr>
-                <w:sz w:val="17"/>
-              </w:rPr>
-              <w:t>with dedicated CommsHub platform knowledge</w:t>
-            </w:r>
-          </w:p>
-        </w:tc>
-      </w:tr>
-    </w:tbl>
+    <w:p>
+      <w:pPr>
+        <w:pStyle w:val="Heading1"/>
+        <w:rPr>
+          <w:rFonts w:ascii="Arial" w:hAnsi="Arial"/>
+          <w:color w:val="002991"/>
+          <w:sz w:val="18"/>
+        </w:rPr>
+      </w:pPr>
+      <w:r>
+        <w:rPr>
+          <w:rFonts w:ascii="Arial" w:hAnsi="Arial"/>
+          <w:color w:val="002991"/>
+          <w:sz w:val="18"/>
+        </w:rPr>
+        <w:t>TLDR:</w:t>
+      </w:r>
+    </w:p>
+    <w:p>
+      <w:r>
+        <w:t xml:space="preserve">We’re significantly bottlenecked under our current comms-creation model. We can either grow by staffing a ‘Customer Success’ group to hand-hold teams through the creation process, or we can build tribal knowledge into agents. </w:t>
+      </w:r>
+      <w:r>
+        <w:t xml:space="preserve">We lose tribal knowledge of </w:t>
+      </w:r>
+      <w:proofErr w:type="spellStart"/>
+      <w:r>
+        <w:t>CommsHub</w:t>
+      </w:r>
+      <w:proofErr w:type="spellEnd"/>
+      <w:r>
+        <w:t xml:space="preserve"> with every lost engineer or PM.</w:t>
+      </w:r>
+      <w:r>
+        <w:t xml:space="preserve"> One PM can’t support the enterprise in working through </w:t>
+      </w:r>
+      <w:proofErr w:type="spellStart"/>
+      <w:r>
+        <w:t>CommsHub</w:t>
+      </w:r>
+      <w:proofErr w:type="spellEnd"/>
+      <w:r>
+        <w:t>. Afford me the time to build a scalable system here, rather than manually creating comms for the entire enterprise.</w:t>
+      </w:r>
+    </w:p>
     <w:p>
       <w:pPr>
         <w:pStyle w:val="Heading1"/>
@@ -192,12 +103,56 @@
       <w:pPr>
         <w:spacing w:after="140" w:line="269" w:lineRule="auto"/>
       </w:pPr>
+      <w:proofErr w:type="spellStart"/>
       <w:r>
         <w:rPr>
           <w:b/>
           <w:color w:val="0A0C14"/>
         </w:rPr>
-        <w:t xml:space="preserve">Since I joined, not one team I have worked with has been able to complete the end-to-end process independently. </w:t>
+        <w:t>CommsHub</w:t>
+      </w:r>
+      <w:proofErr w:type="spellEnd"/>
+      <w:r>
+        <w:rPr>
+          <w:b/>
+          <w:color w:val="0A0C14"/>
+        </w:rPr>
+        <w:t xml:space="preserve"> is not self-serve. </w:t>
+      </w:r>
+      <w:r>
+        <w:rPr>
+          <w:b/>
+          <w:color w:val="0A0C14"/>
+        </w:rPr>
+        <w:t xml:space="preserve">Since I joined, not one team I have worked with has been able to </w:t>
+      </w:r>
+      <w:r>
+        <w:rPr>
+          <w:b/>
+          <w:color w:val="0A0C14"/>
+        </w:rPr>
+        <w:t>create a communication</w:t>
+      </w:r>
+      <w:r>
+        <w:rPr>
+          <w:b/>
+          <w:color w:val="0A0C14"/>
+        </w:rPr>
+        <w:t xml:space="preserve"> </w:t>
+      </w:r>
+      <w:r>
+        <w:rPr>
+          <w:b/>
+          <w:color w:val="0A0C14"/>
+        </w:rPr>
+        <w:t xml:space="preserve">(push, NC message, recommendation tile) </w:t>
+      </w:r>
+      <w:r>
+        <w:rPr>
+          <w:b/>
+          <w:color w:val="0A0C14"/>
+        </w:rPr>
+        <w:t xml:space="preserve">independently. </w:t>
       </w:r>
       <w:r>
         <w:t>The workflow still depends on specialized knowledge, permissions, manual handoffs, and engineering support. Communications creation and inventory cannot keep pace with business needs under this model.</w:t>
@@ -249,7 +204,21 @@
           <w:b/>
           <w:color w:val="0A0C14"/>
         </w:rPr>
-        <w:t>data engineering experience, graduate-level AI and machine-learning training, direct CommsHub process knowledge, stakeholder research, agent development, and evaluation design.</w:t>
+        <w:t xml:space="preserve">data engineering experience, graduate-level AI and machine-learning training, direct CommsHub process knowledge, stakeholder research, agent development, and </w:t>
+      </w:r>
+      <w:r>
+        <w:rPr>
+          <w:b/>
+          <w:color w:val="0A0C14"/>
+        </w:rPr>
+        <w:t xml:space="preserve">agent </w:t>
+      </w:r>
+      <w:r>
+        <w:rPr>
+          <w:b/>
+          <w:color w:val="0A0C14"/>
+        </w:rPr>
+        <w:t>evaluation design.</w:t>
       </w:r>
     </w:p>
     <w:p>
@@ -603,7 +572,35 @@
               <w:rPr>
                 <w:sz w:val="18"/>
               </w:rPr>
-              <w:t>Pilot representative campaigns with a small user group.</w:t>
+              <w:t xml:space="preserve">Pilot representative campaigns with </w:t>
+            </w:r>
+            <w:r>
+              <w:rPr>
+                <w:b/>
+                <w:bCs/>
+                <w:sz w:val="18"/>
+              </w:rPr>
+              <w:t>financial services</w:t>
+            </w:r>
+            <w:r>
+              <w:rPr>
+                <w:sz w:val="18"/>
+              </w:rPr>
+              <w:t xml:space="preserve"> and </w:t>
+            </w:r>
+            <w:r>
+              <w:rPr>
+                <w:b/>
+                <w:bCs/>
+                <w:sz w:val="18"/>
+              </w:rPr>
+              <w:t>marketing groups</w:t>
+            </w:r>
+            <w:r>
+              <w:rPr>
+                <w:sz w:val="18"/>
+              </w:rPr>
+              <w:t>.</w:t>
             </w:r>
           </w:p>
           <w:p>
@@ -639,75 +636,7 @@
       <w:pPr>
         <w:pStyle w:val="Heading1"/>
       </w:pPr>
-      <w:r>
-        <w:rPr>
-          <w:rFonts w:ascii="Arial" w:hAnsi="Arial"/>
-          <w:color w:val="002991"/>
-          <w:sz w:val="18"/>
-        </w:rPr>
-        <w:t>BUILD SUSTAINABLE ENTERPRISE CAPACITY</w:t>
-      </w:r>
     </w:p>
-    <w:tbl>
-      <w:tblPr>
-        <w:tblW w:w="0" w:type="auto"/>
-        <w:jc w:val="center"/>
-        <w:tblBorders>
-          <w:top w:val="single" w:sz="6" w:space="0" w:color="B7C6E8"/>
-          <w:left w:val="single" w:sz="6" w:space="0" w:color="B7C6E8"/>
-          <w:bottom w:val="single" w:sz="6" w:space="0" w:color="B7C6E8"/>
-          <w:right w:val="single" w:sz="6" w:space="0" w:color="B7C6E8"/>
-          <w:insideH w:val="single" w:sz="6" w:space="0" w:color="B7C6E8"/>
-          <w:insideV w:val="single" w:sz="6" w:space="0" w:color="B7C6E8"/>
-        </w:tblBorders>
-        <w:tblLook w:val="04A0" w:firstRow="1" w:lastRow="0" w:firstColumn="1" w:lastColumn="0" w:noHBand="0" w:noVBand="1"/>
-      </w:tblPr>
-      <w:tblGrid>
-        <w:gridCol w:w="10282"/>
-      </w:tblGrid>
-      <w:tr>
-        <w:trPr>
-          <w:jc w:val="center"/>
-        </w:trPr>
-        <w:tc>
-          <w:tcPr>
-            <w:tcW w:w="10282" w:type="dxa"/>
-            <w:shd w:val="clear" w:color="auto" w:fill="F4F7FC"/>
-            <w:tcMar>
-              <w:top w:w="135" w:type="dxa"/>
-              <w:left w:w="175" w:type="dxa"/>
-              <w:bottom w:w="135" w:type="dxa"/>
-              <w:right w:w="175" w:type="dxa"/>
-            </w:tcMar>
-          </w:tcPr>
-          <w:p>
-            <w:pPr>
-              <w:spacing w:after="80"/>
-            </w:pPr>
-            <w:r>
-              <w:rPr>
-                <w:b/>
-                <w:color w:val="002991"/>
-                <w:sz w:val="18"/>
-              </w:rPr>
-              <w:t>BUILD THE CAPABILITY—NOT A NEW MANUAL BOTTLENECK</w:t>
-            </w:r>
-          </w:p>
-          <w:p>
-            <w:pPr>
-              <w:spacing w:after="0" w:line="259" w:lineRule="auto"/>
-            </w:pPr>
-            <w:r>
-              <w:rPr>
-                <w:color w:val="0A0C14"/>
-                <w:sz w:val="19"/>
-              </w:rPr>
-              <w:t>The greatest value comes from reusable platform capabilities, not concentrating communications production in one person or team. Direct campaign creation may support testing and adoption, but the long-term outcome is enterprise teams creating successfully with less specialized support.</w:t>
-            </w:r>
-          </w:p>
-        </w:tc>
-      </w:tr>
-    </w:tbl>
     <w:tbl>
       <w:tblPr>
         <w:tblW w:w="0" w:type="auto"/>

--- a/resources/agentic-commshub-platform.docx
+++ b/resources/agentic-commshub-platform.docx
@@ -11,16 +11,8 @@
         <w:rPr>
           <w:rFonts w:ascii="Arial" w:hAnsi="Arial"/>
         </w:rPr>
-        <w:t xml:space="preserve">Modernize the </w:t>
+        <w:t>Modernize the CommsHub</w:t>
       </w:r>
-      <w:proofErr w:type="spellStart"/>
-      <w:r>
-        <w:rPr>
-          <w:rFonts w:ascii="Arial" w:hAnsi="Arial"/>
-        </w:rPr>
-        <w:t>CommsHub</w:t>
-      </w:r>
-      <w:proofErr w:type="spellEnd"/>
       <w:r>
         <w:rPr>
           <w:rFonts w:ascii="Arial" w:hAnsi="Arial"/>
@@ -64,26 +56,10 @@
         <w:t xml:space="preserve">We’re significantly bottlenecked under our current comms-creation model. We can either grow by staffing a ‘Customer Success’ group to hand-hold teams through the creation process, or we can build tribal knowledge into agents. </w:t>
       </w:r>
       <w:r>
-        <w:t xml:space="preserve">We lose tribal knowledge of </w:t>
-      </w:r>
-      <w:proofErr w:type="spellStart"/>
-      <w:r>
-        <w:t>CommsHub</w:t>
-      </w:r>
-      <w:proofErr w:type="spellEnd"/>
-      <w:r>
-        <w:t xml:space="preserve"> with every lost engineer or PM.</w:t>
+        <w:t>We lose tribal knowledge of CommsHub with every lost engineer or PM.</w:t>
       </w:r>
       <w:r>
-        <w:t xml:space="preserve"> One PM can’t support the enterprise in working through </w:t>
-      </w:r>
-      <w:proofErr w:type="spellStart"/>
-      <w:r>
-        <w:t>CommsHub</w:t>
-      </w:r>
-      <w:proofErr w:type="spellEnd"/>
-      <w:r>
-        <w:t>. Afford me the time to build a scalable system here, rather than manually creating comms for the entire enterprise.</w:t>
+        <w:t xml:space="preserve"> One PM can’t support the enterprise in working through CommsHub. Afford me the time to build a scalable system here, rather than manually creating comms for the entire enterprise.</w:t>
       </w:r>
     </w:p>
     <w:p>
@@ -103,21 +79,12 @@
       <w:pPr>
         <w:spacing w:after="140" w:line="269" w:lineRule="auto"/>
       </w:pPr>
-      <w:proofErr w:type="spellStart"/>
       <w:r>
         <w:rPr>
           <w:b/>
           <w:color w:val="0A0C14"/>
         </w:rPr>
-        <w:t>CommsHub</w:t>
-      </w:r>
-      <w:proofErr w:type="spellEnd"/>
-      <w:r>
-        <w:rPr>
-          <w:b/>
-          <w:color w:val="0A0C14"/>
-        </w:rPr>
-        <w:t xml:space="preserve"> is not self-serve. </w:t>
+        <w:t xml:space="preserve">CommsHub is not self-serve. </w:t>
       </w:r>
       <w:r>
         <w:rPr>
@@ -697,18 +664,11 @@
               </w:rPr>
               <w:t>One dedicated engineer with CommsHub knowledge</w:t>
             </w:r>
-          </w:p>
-          <w:p>
-            <w:pPr>
-              <w:pStyle w:val="ListBullet"/>
-              <w:spacing w:after="50" w:line="252" w:lineRule="auto"/>
-              <w:ind w:left="259" w:hanging="173"/>
-            </w:pPr>
             <w:r>
               <w:rPr>
                 <w:sz w:val="18"/>
               </w:rPr>
-              <w:t>System and subject-matter-expert access</w:t>
+              <w:t xml:space="preserve"> (Hunar Kaur)</w:t>
             </w:r>
           </w:p>
           <w:p>
